--- a/klagomål/A 49019-2024 FSC-klagomål.docx
+++ b/klagomål/A 49019-2024 FSC-klagomål.docx
@@ -905,7 +905,7 @@
     <w:r>
       <w:tab/>
       <w:tab/>
-      <w:t>2024-11-29</w:t>
+      <w:t>2024-11-30</w:t>
       <w:br/>
       <w:br/>
     </w:r>

--- a/klagomål/A 49019-2024 FSC-klagomål.docx
+++ b/klagomål/A 49019-2024 FSC-klagomål.docx
@@ -905,7 +905,7 @@
     <w:r>
       <w:tab/>
       <w:tab/>
-      <w:t>2024-11-30</w:t>
+      <w:t>2024-12-01</w:t>
       <w:br/>
       <w:br/>
     </w:r>

--- a/klagomål/A 49019-2024 FSC-klagomål.docx
+++ b/klagomål/A 49019-2024 FSC-klagomål.docx
@@ -905,7 +905,7 @@
     <w:r>
       <w:tab/>
       <w:tab/>
-      <w:t>2024-12-01</w:t>
+      <w:t>2024-12-02</w:t>
       <w:br/>
       <w:br/>
     </w:r>

--- a/klagomål/A 49019-2024 FSC-klagomål.docx
+++ b/klagomål/A 49019-2024 FSC-klagomål.docx
@@ -163,7 +163,7 @@
         <w:pStyle w:val="Title"/>
       </w:pPr>
       <w:r>
-        <w:t>Inledande FSC- /PEFC-klagomål - information om höga naturvärden och fridlysta arter i avverkningsanmälan A 49019-2024 i Bergs kommun</w:t>
+        <w:t>Inledande FSC- /PEFC-klagomål – information om höga naturvärden och fridlysta arter i avverkningsanmälan A 49019-2024 i Bergs kommun</w:t>
       </w:r>
     </w:p>
     <w:p>
@@ -244,6 +244,17 @@
       </w:pPr>
       <w:r>
         <w:t>Figur 1. Fyndplatser för naturvårdsarter i det avverkningsanmälda området (röd linje). Markörer utan svart kant är placerade på fyndplatsen. Markörer med svart kant är placerade vid sidan av fyndplatsen och har ett svart streck som visar fyndplatsens exakta position. Kartans mittpunktskoordinat är N 6927611, E 478834 i SWEREF 99 TM.</w:t>
+      </w:r>
+    </w:p>
+    <w:p>
+      <w:r>
+        <w:rPr>
+          <w:b/>
+        </w:rPr>
+        <w:t>Rynkskinn (VU)</w:t>
+      </w:r>
+      <w:r>
+        <w:t>, rödlistad som sårbar, är en vednedbrytare som växer på grova granlågor och ingår i en karaktäristisk association av vedsvampar knutna till urskogsartade barrskogar. Den har klassificerats som en “urskogsindikator” och är placerad i toppen av Skogsstyrelsens värdepyramid för bedömning av skog med höga naturvärden. Allt tyder på att rynkskinn är mycket känslig för skogliga ingrepp (Nitare &amp; Skogsstyrelsen, 2019; SLU Artdatabanken, 2024).</w:t>
       </w:r>
     </w:p>
     <w:p>
@@ -619,7 +630,7 @@
         <w:pStyle w:val="Title"/>
       </w:pPr>
       <w:r>
-        <w:t>BILAGA 1 - Fridlysta arter</w:t>
+        <w:t>BILAGA 1 – Fridlysta arter</w:t>
       </w:r>
     </w:p>
     <w:p>
@@ -632,7 +643,7 @@
     </w:p>
     <w:p>
       <w:r>
-        <w:t>Knärot är fridlyst enligt 8 och 15 §§ artskyddsförordningen och klassad som sårbar (VU) enligt rödlistan 2020. Knärot är beroende av hög och jämn luftfuktighet i gamla, ostörda skogsmiljöer och är känslig för snabba förändringar av ljus-/vindförhållanden eller uttorkning. På grund av ett alltför intensivt skogsbruk har den minskat med 40 (25-50) % under de senaste 60 åren och i framtiden bedöms minskningstakten uppgå till 30 (20-40) %. Till följd av att arten har en dokumenterat högre minskningstakt iförhållande till sin generationstid än vad som tidigare varit känt (data från Riksskogstaxeringen) höjdes den till hotkategori sårbar (VU) i rödlistan 2020 (Artdatabanken, 2021).</w:t>
+        <w:t>Knärot är fridlyst enligt 8 och 15 §§ artskyddsförordningen och klassad som sårbar (VU) enligt rödlistan 2020. Knärot är beroende av hög och jämn luftfuktighet i gamla, ostörda skogsmiljöer och är känslig för snabba förändringar av ljus-/vindförhållanden eller uttorkning. På grund av ett alltför intensivt skogsbruk har den minskat med 40 (25–50) % under de senaste 60 åren och i framtiden bedöms minskningstakten uppgå till 30 (20–40) %. Till följd av att arten har en dokumenterat högre minskningstakt iförhållande till sin generationstid än vad som tidigare varit känt (data från Riksskogstaxeringen) höjdes den till hotkategori sårbar (VU) i rödlistan 2020 (SLU Artdatabanken, 2021).</w:t>
       </w:r>
     </w:p>
     <w:p>
@@ -677,7 +688,7 @@
     </w:p>
     <w:p>
       <w:r>
-        <w:t>En nyligen publicerad vetenskaplig uppsats av Koelmeijer m.fl. (2022) inkluderar orkidén knärots skyddsbehov. I uppsatsen berörs problemet med uttorkning för växter, bl.a. för knärot, ett problem som blivit accentuerat på grund av den pågående klimatförändringen och torra somrar, t.ex. den exceptionellt torra sommaren 2018. I uppsatsen undersöks områden med tre olika avstånd från kalhyggeskant med avseende på skydd bl.a. för knärot. Det första området har avstånd upp till 20 m från hyggeskant (Strong edge effect), det andra 20 – 40 m från hyggeskant (Weak edge effect) och det tredje avser större avstånd från hyggeskant, där kanteffekten anses vara försumbar (Interior). Ett resultat var att man fann stor eller mycket stor uttorkningseffekt på känsliga och rödlistade skogsarter vid de kortare avstånden till hyggeskant, medan effekt av uttorkning inte konstaterades på större avstånd (Interior). För orkidén knärot fann man en rik förekomst (upp till 0,06 dm2/m2) på stort avstånd från hyggeskant (Interior), medan förekomsten var liten eller närmast försumbar i de områden som klassificerades som Weak edge effect respektive Strong edge effect. Arbetet påpekar att de allt oftare förekommande torra somrarna ger ytterligare skäl att utöka skyddsavståndet från hyggen till den fuktkrävande arten knärot (Koelmeijer m.fl., 2022).</w:t>
+        <w:t>En nyligen publicerad vetenskaplig uppsats av Koelmeijer m.fl. (2022) inkluderar orkidén knärots skyddsbehov. I uppsatsen berörs problemet med uttorkning för växter, bl.a. för knärot, ett problem som blivit accentuerat på grund av den pågående klimatförändringen och torra somrar, t.ex. den exceptionellt torra sommaren 2018. I uppsatsen undersöks områden med tre olika avstånd från kalhyggeskant med avseende på skydd bl.a. för knärot. Det första området har avstånd upp till 20 m från hyggeskant (Strong edge effect), det andra 20–40 m från hyggeskant (Weak edge effect) och det tredje avser större avstånd från hyggeskant, där kanteffekten anses vara försumbar (Interior). Ett resultat var att man fann stor eller mycket stor uttorkningseffekt på känsliga och rödlistade skogsarter vid de kortare avstånden till hyggeskant, medan effekt av uttorkning inte konstaterades på större avstånd (Interior). För orkidén knärot fann man en rik förekomst (upp till 0,06 dm2/m2) på stort avstånd från hyggeskant (Interior), medan förekomsten var liten eller närmast försumbar i de områden som klassificerades som Weak edge effect respektive Strong edge effect. Arbetet påpekar att de allt oftare förekommande torra somrarna ger ytterligare skäl att utöka skyddsavståndet från hyggen till den fuktkrävande arten knärot (Koelmeijer m.fl., 2022).</w:t>
       </w:r>
     </w:p>
     <w:p>
@@ -690,7 +701,7 @@
         <w:pStyle w:val="Heading2"/>
       </w:pPr>
       <w:r>
-        <w:t>Referenser - knärot</w:t>
+        <w:t>Referenser – knärot</w:t>
       </w:r>
     </w:p>
     <w:p>
@@ -704,7 +715,7 @@
         <w:t xml:space="preserve">Short-term response of the herbaceous layer within leave patches after harvest. </w:t>
       </w:r>
       <w:r>
-        <w:t>Forest Ecology and Management 257, 1014-1025</w:t>
+        <w:t>Forest Ecology and Management 257, 1014–1025</w:t>
       </w:r>
     </w:p>
     <w:p>
@@ -718,7 +729,7 @@
         <w:t xml:space="preserve">Level and pattern of overstory retention interact to shape long-term responses of understories to timber harvest. </w:t>
       </w:r>
       <w:r>
-        <w:t xml:space="preserve">Ecological Applications, 22, 2049-2064 </w:t>
+        <w:t xml:space="preserve">Ecological Applications, 22, 2049–2064 </w:t>
       </w:r>
     </w:p>
     <w:p>
@@ -732,7 +743,7 @@
         <w:t xml:space="preserve">Interactive effects of drought and edge exposure on old-growth forest understory species. </w:t>
       </w:r>
       <w:r>
-        <w:t>Landscape Ecology, 37, sid 1839-1853</w:t>
+        <w:t>Landscape Ecology, 37, sid 1839–1853</w:t>
       </w:r>
     </w:p>
     <w:p>
@@ -746,7 +757,7 @@
         <w:t xml:space="preserve">Biological legacies buffer local species extinction after logging. </w:t>
       </w:r>
       <w:r>
-        <w:t>Journal of Applied Ecology. 51, 53-62.</w:t>
+        <w:t>Journal of Applied Ecology. 51, 53–62.</w:t>
       </w:r>
     </w:p>
     <w:p>
@@ -905,7 +916,7 @@
     <w:r>
       <w:tab/>
       <w:tab/>
-      <w:t>2024-12-02</w:t>
+      <w:t>2024-12-03</w:t>
       <w:br/>
       <w:br/>
     </w:r>

--- a/klagomål/A 49019-2024 FSC-klagomål.docx
+++ b/klagomål/A 49019-2024 FSC-klagomål.docx
@@ -916,7 +916,7 @@
     <w:r>
       <w:tab/>
       <w:tab/>
-      <w:t>2024-12-03</w:t>
+      <w:t>2024-12-04</w:t>
       <w:br/>
       <w:br/>
     </w:r>

--- a/klagomål/A 49019-2024 FSC-klagomål.docx
+++ b/klagomål/A 49019-2024 FSC-klagomål.docx
@@ -916,7 +916,7 @@
     <w:r>
       <w:tab/>
       <w:tab/>
-      <w:t>2024-12-04</w:t>
+      <w:t>2024-12-05</w:t>
       <w:br/>
       <w:br/>
     </w:r>

--- a/klagomål/A 49019-2024 FSC-klagomål.docx
+++ b/klagomål/A 49019-2024 FSC-klagomål.docx
@@ -916,7 +916,7 @@
     <w:r>
       <w:tab/>
       <w:tab/>
-      <w:t>2024-12-05</w:t>
+      <w:t>2024-12-07</w:t>
       <w:br/>
       <w:br/>
     </w:r>

--- a/klagomål/A 49019-2024 FSC-klagomål.docx
+++ b/klagomål/A 49019-2024 FSC-klagomål.docx
@@ -916,7 +916,7 @@
     <w:r>
       <w:tab/>
       <w:tab/>
-      <w:t>2024-12-07</w:t>
+      <w:t>2024-12-08</w:t>
       <w:br/>
       <w:br/>
     </w:r>

--- a/klagomål/A 49019-2024 FSC-klagomål.docx
+++ b/klagomål/A 49019-2024 FSC-klagomål.docx
@@ -916,7 +916,7 @@
     <w:r>
       <w:tab/>
       <w:tab/>
-      <w:t>2024-12-08</w:t>
+      <w:t>2024-12-09</w:t>
       <w:br/>
       <w:br/>
     </w:r>

--- a/klagomål/A 49019-2024 FSC-klagomål.docx
+++ b/klagomål/A 49019-2024 FSC-klagomål.docx
@@ -916,7 +916,7 @@
     <w:r>
       <w:tab/>
       <w:tab/>
-      <w:t>2024-12-09</w:t>
+      <w:t>2024-12-10</w:t>
       <w:br/>
       <w:br/>
     </w:r>

--- a/klagomål/A 49019-2024 FSC-klagomål.docx
+++ b/klagomål/A 49019-2024 FSC-klagomål.docx
@@ -916,7 +916,7 @@
     <w:r>
       <w:tab/>
       <w:tab/>
-      <w:t>2024-12-10</w:t>
+      <w:t>2024-12-11</w:t>
       <w:br/>
       <w:br/>
     </w:r>

--- a/klagomål/A 49019-2024 FSC-klagomål.docx
+++ b/klagomål/A 49019-2024 FSC-klagomål.docx
@@ -916,7 +916,7 @@
     <w:r>
       <w:tab/>
       <w:tab/>
-      <w:t>2024-12-11</w:t>
+      <w:t>2024-12-12</w:t>
       <w:br/>
       <w:br/>
     </w:r>

--- a/klagomål/A 49019-2024 FSC-klagomål.docx
+++ b/klagomål/A 49019-2024 FSC-klagomål.docx
@@ -916,7 +916,7 @@
     <w:r>
       <w:tab/>
       <w:tab/>
-      <w:t>2024-12-12</w:t>
+      <w:t>2024-12-13</w:t>
       <w:br/>
       <w:br/>
     </w:r>

--- a/klagomål/A 49019-2024 FSC-klagomål.docx
+++ b/klagomål/A 49019-2024 FSC-klagomål.docx
@@ -916,7 +916,7 @@
     <w:r>
       <w:tab/>
       <w:tab/>
-      <w:t>2024-12-13</w:t>
+      <w:t>2024-12-14</w:t>
       <w:br/>
       <w:br/>
     </w:r>

--- a/klagomål/A 49019-2024 FSC-klagomål.docx
+++ b/klagomål/A 49019-2024 FSC-klagomål.docx
@@ -330,7 +330,7 @@
         <w:pStyle w:val="Caption"/>
       </w:pPr>
       <w:r>
-        <w:t>Figur 2. Fyndplatser och buffertzoner för knärot i det avverkningsanmälda området. Endast fyndplaster vars buffertzoner överlappar med det avverkningsanmälda området har tagits med i visualiseringen. Kartans mittpunktskoordinat är N 6927611, E 478834 i SWEREF 99 TM.</w:t>
+        <w:t>Figur 2. Fyndplatser och buffertzoner för knärot i det avverkningsanmälda området. Endast fyndplatser vars buffertzoner överlappar med det avverkningsanmälda området har tagits med i visualiseringen. Kartans mittpunktskoordinat är N 6927611, E 478834 i SWEREF 99 TM.</w:t>
       </w:r>
     </w:p>
     <w:p>
@@ -916,7 +916,7 @@
     <w:r>
       <w:tab/>
       <w:tab/>
-      <w:t>2024-12-14</w:t>
+      <w:t>2024-12-15</w:t>
       <w:br/>
       <w:br/>
     </w:r>

--- a/klagomål/A 49019-2024 FSC-klagomål.docx
+++ b/klagomål/A 49019-2024 FSC-klagomål.docx
@@ -916,7 +916,7 @@
     <w:r>
       <w:tab/>
       <w:tab/>
-      <w:t>2024-12-15</w:t>
+      <w:t>2024-12-16</w:t>
       <w:br/>
       <w:br/>
     </w:r>

--- a/klagomål/A 49019-2024 FSC-klagomål.docx
+++ b/klagomål/A 49019-2024 FSC-klagomål.docx
@@ -916,7 +916,7 @@
     <w:r>
       <w:tab/>
       <w:tab/>
-      <w:t>2024-12-16</w:t>
+      <w:t>2024-12-17</w:t>
       <w:br/>
       <w:br/>
     </w:r>

--- a/klagomål/A 49019-2024 FSC-klagomål.docx
+++ b/klagomål/A 49019-2024 FSC-klagomål.docx
@@ -916,7 +916,7 @@
     <w:r>
       <w:tab/>
       <w:tab/>
-      <w:t>2024-12-17</w:t>
+      <w:t>2024-12-18</w:t>
       <w:br/>
       <w:br/>
     </w:r>

--- a/klagomål/A 49019-2024 FSC-klagomål.docx
+++ b/klagomål/A 49019-2024 FSC-klagomål.docx
@@ -916,7 +916,7 @@
     <w:r>
       <w:tab/>
       <w:tab/>
-      <w:t>2024-12-18</w:t>
+      <w:t>2024-12-19</w:t>
       <w:br/>
       <w:br/>
     </w:r>

--- a/klagomål/A 49019-2024 FSC-klagomål.docx
+++ b/klagomål/A 49019-2024 FSC-klagomål.docx
@@ -916,7 +916,7 @@
     <w:r>
       <w:tab/>
       <w:tab/>
-      <w:t>2024-12-19</w:t>
+      <w:t>2024-12-20</w:t>
       <w:br/>
       <w:br/>
     </w:r>

--- a/klagomål/A 49019-2024 FSC-klagomål.docx
+++ b/klagomål/A 49019-2024 FSC-klagomål.docx
@@ -916,7 +916,7 @@
     <w:r>
       <w:tab/>
       <w:tab/>
-      <w:t>2024-12-20</w:t>
+      <w:t>2024-12-22</w:t>
       <w:br/>
       <w:br/>
     </w:r>

--- a/klagomål/A 49019-2024 FSC-klagomål.docx
+++ b/klagomål/A 49019-2024 FSC-klagomål.docx
@@ -916,7 +916,7 @@
     <w:r>
       <w:tab/>
       <w:tab/>
-      <w:t>2024-12-22</w:t>
+      <w:t>2024-12-23</w:t>
       <w:br/>
       <w:br/>
     </w:r>

--- a/klagomål/A 49019-2024 FSC-klagomål.docx
+++ b/klagomål/A 49019-2024 FSC-klagomål.docx
@@ -916,7 +916,7 @@
     <w:r>
       <w:tab/>
       <w:tab/>
-      <w:t>2024-12-23</w:t>
+      <w:t>2024-12-24</w:t>
       <w:br/>
       <w:br/>
     </w:r>

--- a/klagomål/A 49019-2024 FSC-klagomål.docx
+++ b/klagomål/A 49019-2024 FSC-klagomål.docx
@@ -916,7 +916,7 @@
     <w:r>
       <w:tab/>
       <w:tab/>
-      <w:t>2024-12-31</w:t>
+      <w:t>2025-01-01</w:t>
       <w:br/>
       <w:br/>
     </w:r>

--- a/klagomål/A 49019-2024 FSC-klagomål.docx
+++ b/klagomål/A 49019-2024 FSC-klagomål.docx
@@ -916,7 +916,7 @@
     <w:r>
       <w:tab/>
       <w:tab/>
-      <w:t>2025-01-01</w:t>
+      <w:t>2025-01-02</w:t>
       <w:br/>
       <w:br/>
     </w:r>

--- a/klagomål/A 49019-2024 FSC-klagomål.docx
+++ b/klagomål/A 49019-2024 FSC-klagomål.docx
@@ -916,7 +916,7 @@
     <w:r>
       <w:tab/>
       <w:tab/>
-      <w:t>2025-01-02</w:t>
+      <w:t>2025-01-03</w:t>
       <w:br/>
       <w:br/>
     </w:r>

--- a/klagomål/A 49019-2024 FSC-klagomål.docx
+++ b/klagomål/A 49019-2024 FSC-klagomål.docx
@@ -916,7 +916,7 @@
     <w:r>
       <w:tab/>
       <w:tab/>
-      <w:t>2025-01-30</w:t>
+      <w:t>2025-01-31</w:t>
       <w:br/>
       <w:br/>
     </w:r>

--- a/klagomål/A 49019-2024 FSC-klagomål.docx
+++ b/klagomål/A 49019-2024 FSC-klagomål.docx
@@ -916,7 +916,7 @@
     <w:r>
       <w:tab/>
       <w:tab/>
-      <w:t>2025-01-31</w:t>
+      <w:t>2025-02-02</w:t>
       <w:br/>
       <w:br/>
     </w:r>

--- a/klagomål/A 49019-2024 FSC-klagomål.docx
+++ b/klagomål/A 49019-2024 FSC-klagomål.docx
@@ -916,7 +916,7 @@
     <w:r>
       <w:tab/>
       <w:tab/>
-      <w:t>2025-02-02</w:t>
+      <w:t>2025-02-03</w:t>
       <w:br/>
       <w:br/>
     </w:r>

--- a/klagomål/A 49019-2024 FSC-klagomål.docx
+++ b/klagomål/A 49019-2024 FSC-klagomål.docx
@@ -916,7 +916,7 @@
     <w:r>
       <w:tab/>
       <w:tab/>
-      <w:t>2025-02-03</w:t>
+      <w:t>2025-02-04</w:t>
       <w:br/>
       <w:br/>
     </w:r>

--- a/klagomål/A 49019-2024 FSC-klagomål.docx
+++ b/klagomål/A 49019-2024 FSC-klagomål.docx
@@ -916,7 +916,7 @@
     <w:r>
       <w:tab/>
       <w:tab/>
-      <w:t>2025-02-04</w:t>
+      <w:t>2025-02-05</w:t>
       <w:br/>
       <w:br/>
     </w:r>

--- a/klagomål/A 49019-2024 FSC-klagomål.docx
+++ b/klagomål/A 49019-2024 FSC-klagomål.docx
@@ -916,7 +916,7 @@
     <w:r>
       <w:tab/>
       <w:tab/>
-      <w:t>2025-02-05</w:t>
+      <w:t>2025-02-06</w:t>
       <w:br/>
       <w:br/>
     </w:r>

--- a/klagomål/A 49019-2024 FSC-klagomål.docx
+++ b/klagomål/A 49019-2024 FSC-klagomål.docx
@@ -916,7 +916,7 @@
     <w:r>
       <w:tab/>
       <w:tab/>
-      <w:t>2025-02-06</w:t>
+      <w:t>2025-02-07</w:t>
       <w:br/>
       <w:br/>
     </w:r>

--- a/klagomål/A 49019-2024 FSC-klagomål.docx
+++ b/klagomål/A 49019-2024 FSC-klagomål.docx
@@ -916,7 +916,7 @@
     <w:r>
       <w:tab/>
       <w:tab/>
-      <w:t>2025-02-07</w:t>
+      <w:t>2025-02-08</w:t>
       <w:br/>
       <w:br/>
     </w:r>

--- a/klagomål/A 49019-2024 FSC-klagomål.docx
+++ b/klagomål/A 49019-2024 FSC-klagomål.docx
@@ -916,7 +916,7 @@
     <w:r>
       <w:tab/>
       <w:tab/>
-      <w:t>2025-02-08</w:t>
+      <w:t>2025-02-09</w:t>
       <w:br/>
       <w:br/>
     </w:r>

--- a/klagomål/A 49019-2024 FSC-klagomål.docx
+++ b/klagomål/A 49019-2024 FSC-klagomål.docx
@@ -916,7 +916,7 @@
     <w:r>
       <w:tab/>
       <w:tab/>
-      <w:t>2025-02-09</w:t>
+      <w:t>2025-02-10</w:t>
       <w:br/>
       <w:br/>
     </w:r>

--- a/klagomål/A 49019-2024 FSC-klagomål.docx
+++ b/klagomål/A 49019-2024 FSC-klagomål.docx
@@ -916,7 +916,7 @@
     <w:r>
       <w:tab/>
       <w:tab/>
-      <w:t>2025-02-10</w:t>
+      <w:t>2025-02-11</w:t>
       <w:br/>
       <w:br/>
     </w:r>

--- a/klagomål/A 49019-2024 FSC-klagomål.docx
+++ b/klagomål/A 49019-2024 FSC-klagomål.docx
@@ -916,7 +916,7 @@
     <w:r>
       <w:tab/>
       <w:tab/>
-      <w:t>2025-02-11</w:t>
+      <w:t>2025-02-12</w:t>
       <w:br/>
       <w:br/>
     </w:r>

--- a/klagomål/A 49019-2024 FSC-klagomål.docx
+++ b/klagomål/A 49019-2024 FSC-klagomål.docx
@@ -916,7 +916,7 @@
     <w:r>
       <w:tab/>
       <w:tab/>
-      <w:t>2025-02-12</w:t>
+      <w:t>2025-02-13</w:t>
       <w:br/>
       <w:br/>
     </w:r>

--- a/klagomål/A 49019-2024 FSC-klagomål.docx
+++ b/klagomål/A 49019-2024 FSC-klagomål.docx
@@ -916,7 +916,7 @@
     <w:r>
       <w:tab/>
       <w:tab/>
-      <w:t>2025-02-13</w:t>
+      <w:t>2025-02-14</w:t>
       <w:br/>
       <w:br/>
     </w:r>

--- a/klagomål/A 49019-2024 FSC-klagomål.docx
+++ b/klagomål/A 49019-2024 FSC-klagomål.docx
@@ -916,7 +916,7 @@
     <w:r>
       <w:tab/>
       <w:tab/>
-      <w:t>2025-02-14</w:t>
+      <w:t>2025-02-15</w:t>
       <w:br/>
       <w:br/>
     </w:r>

--- a/klagomål/A 49019-2024 FSC-klagomål.docx
+++ b/klagomål/A 49019-2024 FSC-klagomål.docx
@@ -916,7 +916,7 @@
     <w:r>
       <w:tab/>
       <w:tab/>
-      <w:t>2025-02-15</w:t>
+      <w:t>2025-02-16</w:t>
       <w:br/>
       <w:br/>
     </w:r>

--- a/klagomål/A 49019-2024 FSC-klagomål.docx
+++ b/klagomål/A 49019-2024 FSC-klagomål.docx
@@ -916,7 +916,7 @@
     <w:r>
       <w:tab/>
       <w:tab/>
-      <w:t>2025-02-16</w:t>
+      <w:t>2025-02-17</w:t>
       <w:br/>
       <w:br/>
     </w:r>

--- a/klagomål/A 49019-2024 FSC-klagomål.docx
+++ b/klagomål/A 49019-2024 FSC-klagomål.docx
@@ -916,7 +916,7 @@
     <w:r>
       <w:tab/>
       <w:tab/>
-      <w:t>2025-02-17</w:t>
+      <w:t>2025-02-18</w:t>
       <w:br/>
       <w:br/>
     </w:r>

--- a/klagomål/A 49019-2024 FSC-klagomål.docx
+++ b/klagomål/A 49019-2024 FSC-klagomål.docx
@@ -916,7 +916,7 @@
     <w:r>
       <w:tab/>
       <w:tab/>
-      <w:t>2025-02-18</w:t>
+      <w:t>2025-02-19</w:t>
       <w:br/>
       <w:br/>
     </w:r>

--- a/klagomål/A 49019-2024 FSC-klagomål.docx
+++ b/klagomål/A 49019-2024 FSC-klagomål.docx
@@ -916,7 +916,7 @@
     <w:r>
       <w:tab/>
       <w:tab/>
-      <w:t>2025-03-02</w:t>
+      <w:t>2025-03-03</w:t>
       <w:br/>
       <w:br/>
     </w:r>

--- a/klagomål/A 49019-2024 FSC-klagomål.docx
+++ b/klagomål/A 49019-2024 FSC-klagomål.docx
@@ -916,7 +916,7 @@
     <w:r>
       <w:tab/>
       <w:tab/>
-      <w:t>2025-03-03</w:t>
+      <w:t>2025-03-04</w:t>
       <w:br/>
       <w:br/>
     </w:r>

--- a/klagomål/A 49019-2024 FSC-klagomål.docx
+++ b/klagomål/A 49019-2024 FSC-klagomål.docx
@@ -916,7 +916,7 @@
     <w:r>
       <w:tab/>
       <w:tab/>
-      <w:t>2025-03-04</w:t>
+      <w:t>2025-03-05</w:t>
       <w:br/>
       <w:br/>
     </w:r>

--- a/klagomål/A 49019-2024 FSC-klagomål.docx
+++ b/klagomål/A 49019-2024 FSC-klagomål.docx
@@ -916,7 +916,7 @@
     <w:r>
       <w:tab/>
       <w:tab/>
-      <w:t>2025-03-05</w:t>
+      <w:t>2025-03-06</w:t>
       <w:br/>
       <w:br/>
     </w:r>

--- a/klagomål/A 49019-2024 FSC-klagomål.docx
+++ b/klagomål/A 49019-2024 FSC-klagomål.docx
@@ -916,7 +916,7 @@
     <w:r>
       <w:tab/>
       <w:tab/>
-      <w:t>2025-03-06</w:t>
+      <w:t>2025-03-07</w:t>
       <w:br/>
       <w:br/>
     </w:r>

--- a/klagomål/A 49019-2024 FSC-klagomål.docx
+++ b/klagomål/A 49019-2024 FSC-klagomål.docx
@@ -916,7 +916,7 @@
     <w:r>
       <w:tab/>
       <w:tab/>
-      <w:t>2025-03-07</w:t>
+      <w:t>2025-03-08</w:t>
       <w:br/>
       <w:br/>
     </w:r>

--- a/klagomål/A 49019-2024 FSC-klagomål.docx
+++ b/klagomål/A 49019-2024 FSC-klagomål.docx
@@ -916,7 +916,7 @@
     <w:r>
       <w:tab/>
       <w:tab/>
-      <w:t>2025-03-08</w:t>
+      <w:t>2025-03-09</w:t>
       <w:br/>
       <w:br/>
     </w:r>

--- a/klagomål/A 49019-2024 FSC-klagomål.docx
+++ b/klagomål/A 49019-2024 FSC-klagomål.docx
@@ -916,7 +916,7 @@
     <w:r>
       <w:tab/>
       <w:tab/>
-      <w:t>2025-03-09</w:t>
+      <w:t>2025-03-10</w:t>
       <w:br/>
       <w:br/>
     </w:r>

--- a/klagomål/A 49019-2024 FSC-klagomål.docx
+++ b/klagomål/A 49019-2024 FSC-klagomål.docx
@@ -916,7 +916,7 @@
     <w:r>
       <w:tab/>
       <w:tab/>
-      <w:t>2025-03-10</w:t>
+      <w:t>2025-03-11</w:t>
       <w:br/>
       <w:br/>
     </w:r>

--- a/klagomål/A 49019-2024 FSC-klagomål.docx
+++ b/klagomål/A 49019-2024 FSC-klagomål.docx
@@ -916,7 +916,7 @@
     <w:r>
       <w:tab/>
       <w:tab/>
-      <w:t>2025-03-11</w:t>
+      <w:t>2025-03-12</w:t>
       <w:br/>
       <w:br/>
     </w:r>

--- a/klagomål/A 49019-2024 FSC-klagomål.docx
+++ b/klagomål/A 49019-2024 FSC-klagomål.docx
@@ -916,7 +916,7 @@
     <w:r>
       <w:tab/>
       <w:tab/>
-      <w:t>2025-03-12</w:t>
+      <w:t>2025-03-13</w:t>
       <w:br/>
       <w:br/>
     </w:r>

--- a/klagomål/A 49019-2024 FSC-klagomål.docx
+++ b/klagomål/A 49019-2024 FSC-klagomål.docx
@@ -916,7 +916,7 @@
     <w:r>
       <w:tab/>
       <w:tab/>
-      <w:t>2025-03-13</w:t>
+      <w:t>2025-03-14</w:t>
       <w:br/>
       <w:br/>
     </w:r>

--- a/klagomål/A 49019-2024 FSC-klagomål.docx
+++ b/klagomål/A 49019-2024 FSC-klagomål.docx
@@ -916,7 +916,7 @@
     <w:r>
       <w:tab/>
       <w:tab/>
-      <w:t>2025-03-14</w:t>
+      <w:t>2025-03-15</w:t>
       <w:br/>
       <w:br/>
     </w:r>

--- a/klagomål/A 49019-2024 FSC-klagomål.docx
+++ b/klagomål/A 49019-2024 FSC-klagomål.docx
@@ -916,7 +916,7 @@
     <w:r>
       <w:tab/>
       <w:tab/>
-      <w:t>2025-03-15</w:t>
+      <w:t>2025-03-16</w:t>
       <w:br/>
       <w:br/>
     </w:r>

--- a/klagomål/A 49019-2024 FSC-klagomål.docx
+++ b/klagomål/A 49019-2024 FSC-klagomål.docx
@@ -916,7 +916,7 @@
     <w:r>
       <w:tab/>
       <w:tab/>
-      <w:t>2025-03-16</w:t>
+      <w:t>2025-03-17</w:t>
       <w:br/>
       <w:br/>
     </w:r>

--- a/klagomål/A 49019-2024 FSC-klagomål.docx
+++ b/klagomål/A 49019-2024 FSC-klagomål.docx
@@ -916,7 +916,7 @@
     <w:r>
       <w:tab/>
       <w:tab/>
-      <w:t>2025-03-17</w:t>
+      <w:t>2025-03-18</w:t>
       <w:br/>
       <w:br/>
     </w:r>

--- a/klagomål/A 49019-2024 FSC-klagomål.docx
+++ b/klagomål/A 49019-2024 FSC-klagomål.docx
@@ -916,7 +916,7 @@
     <w:r>
       <w:tab/>
       <w:tab/>
-      <w:t>2025-03-18</w:t>
+      <w:t>2025-03-19</w:t>
       <w:br/>
       <w:br/>
     </w:r>

--- a/klagomål/A 49019-2024 FSC-klagomål.docx
+++ b/klagomål/A 49019-2024 FSC-klagomål.docx
@@ -916,7 +916,7 @@
     <w:r>
       <w:tab/>
       <w:tab/>
-      <w:t>2025-03-19</w:t>
+      <w:t>2025-03-20</w:t>
       <w:br/>
       <w:br/>
     </w:r>

--- a/klagomål/A 49019-2024 FSC-klagomål.docx
+++ b/klagomål/A 49019-2024 FSC-klagomål.docx
@@ -916,7 +916,7 @@
     <w:r>
       <w:tab/>
       <w:tab/>
-      <w:t>2025-03-20</w:t>
+      <w:t>2025-03-21</w:t>
       <w:br/>
       <w:br/>
     </w:r>

--- a/klagomål/A 49019-2024 FSC-klagomål.docx
+++ b/klagomål/A 49019-2024 FSC-klagomål.docx
@@ -916,7 +916,7 @@
     <w:r>
       <w:tab/>
       <w:tab/>
-      <w:t>2025-03-21</w:t>
+      <w:t>2025-03-22</w:t>
       <w:br/>
       <w:br/>
     </w:r>

--- a/klagomål/A 49019-2024 FSC-klagomål.docx
+++ b/klagomål/A 49019-2024 FSC-klagomål.docx
@@ -916,7 +916,7 @@
     <w:r>
       <w:tab/>
       <w:tab/>
-      <w:t>2025-03-22</w:t>
+      <w:t>2025-03-23</w:t>
       <w:br/>
       <w:br/>
     </w:r>

--- a/klagomål/A 49019-2024 FSC-klagomål.docx
+++ b/klagomål/A 49019-2024 FSC-klagomål.docx
@@ -916,7 +916,7 @@
     <w:r>
       <w:tab/>
       <w:tab/>
-      <w:t>2025-03-23</w:t>
+      <w:t>2025-03-24</w:t>
       <w:br/>
       <w:br/>
     </w:r>

--- a/klagomål/A 49019-2024 FSC-klagomål.docx
+++ b/klagomål/A 49019-2024 FSC-klagomål.docx
@@ -916,7 +916,7 @@
     <w:r>
       <w:tab/>
       <w:tab/>
-      <w:t>2025-03-24</w:t>
+      <w:t>2025-03-25</w:t>
       <w:br/>
       <w:br/>
     </w:r>

--- a/klagomål/A 49019-2024 FSC-klagomål.docx
+++ b/klagomål/A 49019-2024 FSC-klagomål.docx
@@ -916,7 +916,7 @@
     <w:r>
       <w:tab/>
       <w:tab/>
-      <w:t>2025-03-25</w:t>
+      <w:t>2025-03-26</w:t>
       <w:br/>
       <w:br/>
     </w:r>

--- a/klagomål/A 49019-2024 FSC-klagomål.docx
+++ b/klagomål/A 49019-2024 FSC-klagomål.docx
@@ -916,7 +916,7 @@
     <w:r>
       <w:tab/>
       <w:tab/>
-      <w:t>2025-03-26</w:t>
+      <w:t>2025-03-27</w:t>
       <w:br/>
       <w:br/>
     </w:r>

--- a/klagomål/A 49019-2024 FSC-klagomål.docx
+++ b/klagomål/A 49019-2024 FSC-klagomål.docx
@@ -916,7 +916,7 @@
     <w:r>
       <w:tab/>
       <w:tab/>
-      <w:t>2025-03-27</w:t>
+      <w:t>2025-03-28</w:t>
       <w:br/>
       <w:br/>
     </w:r>

--- a/klagomål/A 49019-2024 FSC-klagomål.docx
+++ b/klagomål/A 49019-2024 FSC-klagomål.docx
@@ -916,7 +916,7 @@
     <w:r>
       <w:tab/>
       <w:tab/>
-      <w:t>2025-03-28</w:t>
+      <w:t>2025-03-29</w:t>
       <w:br/>
       <w:br/>
     </w:r>

--- a/klagomål/A 49019-2024 FSC-klagomål.docx
+++ b/klagomål/A 49019-2024 FSC-klagomål.docx
@@ -916,7 +916,7 @@
     <w:r>
       <w:tab/>
       <w:tab/>
-      <w:t>2025-04-02</w:t>
+      <w:t>2025-04-03</w:t>
       <w:br/>
       <w:br/>
     </w:r>

--- a/klagomål/A 49019-2024 FSC-klagomål.docx
+++ b/klagomål/A 49019-2024 FSC-klagomål.docx
@@ -916,7 +916,7 @@
     <w:r>
       <w:tab/>
       <w:tab/>
-      <w:t>2025-04-03</w:t>
+      <w:t>2025-04-05</w:t>
       <w:br/>
       <w:br/>
     </w:r>

--- a/klagomål/A 49019-2024 FSC-klagomål.docx
+++ b/klagomål/A 49019-2024 FSC-klagomål.docx
@@ -916,7 +916,7 @@
     <w:r>
       <w:tab/>
       <w:tab/>
-      <w:t>2025-04-05</w:t>
+      <w:t>2025-04-06</w:t>
       <w:br/>
       <w:br/>
     </w:r>

--- a/klagomål/A 49019-2024 FSC-klagomål.docx
+++ b/klagomål/A 49019-2024 FSC-klagomål.docx
@@ -916,7 +916,7 @@
     <w:r>
       <w:tab/>
       <w:tab/>
-      <w:t>2025-04-06</w:t>
+      <w:t>2025-04-07</w:t>
       <w:br/>
       <w:br/>
     </w:r>

--- a/klagomål/A 49019-2024 FSC-klagomål.docx
+++ b/klagomål/A 49019-2024 FSC-klagomål.docx
@@ -916,7 +916,7 @@
     <w:r>
       <w:tab/>
       <w:tab/>
-      <w:t>2025-04-07</w:t>
+      <w:t>2025-04-08</w:t>
       <w:br/>
       <w:br/>
     </w:r>

--- a/klagomål/A 49019-2024 FSC-klagomål.docx
+++ b/klagomål/A 49019-2024 FSC-klagomål.docx
@@ -916,7 +916,7 @@
     <w:r>
       <w:tab/>
       <w:tab/>
-      <w:t>2025-04-08</w:t>
+      <w:t>2025-04-09</w:t>
       <w:br/>
       <w:br/>
     </w:r>

--- a/klagomål/A 49019-2024 FSC-klagomål.docx
+++ b/klagomål/A 49019-2024 FSC-klagomål.docx
@@ -255,6 +255,17 @@
       </w:r>
       <w:r>
         <w:t>, rödlistad som sårbar, är en vednedbrytare som växer på grova granlågor och ingår i en karaktäristisk association av vedsvampar knutna till urskogsartade barrskogar. Den har klassificerats som en “urskogsindikator” och är placerad i toppen av Skogsstyrelsens värdepyramid för bedömning av skog med höga naturvärden. Allt tyder på att rynkskinn är mycket känslig för skogliga ingrepp (Nitare &amp; Skogsstyrelsen, 2019; SLU Artdatabanken, 2024).</w:t>
+      </w:r>
+    </w:p>
+    <w:p>
+      <w:r>
+        <w:rPr>
+          <w:b/>
+        </w:rPr>
+        <w:t>Vedflamlav (NT)</w:t>
+      </w:r>
+      <w:r>
+        <w:t xml:space="preserve"> växer på gammal hård och torr, exponerad kärnved av tall, främst på högstubbar i ljusöppna lägen, t.ex. vid och på myrar, sjökanter, i glesa hällmarkskogar och i brandpräglade tallnaturskogar. Substratet nyskapas i begränsad omfattning och arten är en utmärkt indikator på höga naturvärden i denna skogstyp. Tall- och barrblandskogar med naturskogskaraktär och spår av bränder har ofta höga biologiska värden och bör skyddas (SLU Artdatabanken, 2024).</w:t>
       </w:r>
     </w:p>
     <w:p>
@@ -729,7 +740,7 @@
         <w:t xml:space="preserve">Level and pattern of overstory retention interact to shape long-term responses of understories to timber harvest. </w:t>
       </w:r>
       <w:r>
-        <w:t xml:space="preserve">Ecological Applications, 22, 2049–2064 </w:t>
+        <w:t>Ecological Applications, 22, 2049–2064</w:t>
       </w:r>
     </w:p>
     <w:p>
@@ -916,7 +927,7 @@
     <w:r>
       <w:tab/>
       <w:tab/>
-      <w:t>2025-04-09</w:t>
+      <w:t>2025-04-10</w:t>
       <w:br/>
       <w:br/>
     </w:r>

--- a/klagomål/A 49019-2024 FSC-klagomål.docx
+++ b/klagomål/A 49019-2024 FSC-klagomål.docx
@@ -927,7 +927,7 @@
     <w:r>
       <w:tab/>
       <w:tab/>
-      <w:t>2025-04-10</w:t>
+      <w:t>2025-04-11</w:t>
       <w:br/>
       <w:br/>
     </w:r>

--- a/klagomål/A 49019-2024 FSC-klagomål.docx
+++ b/klagomål/A 49019-2024 FSC-klagomål.docx
@@ -927,7 +927,7 @@
     <w:r>
       <w:tab/>
       <w:tab/>
-      <w:t>2025-04-11</w:t>
+      <w:t>2025-04-12</w:t>
       <w:br/>
       <w:br/>
     </w:r>

--- a/klagomål/A 49019-2024 FSC-klagomål.docx
+++ b/klagomål/A 49019-2024 FSC-klagomål.docx
@@ -927,7 +927,7 @@
     <w:r>
       <w:tab/>
       <w:tab/>
-      <w:t>2025-04-12</w:t>
+      <w:t>2025-04-13</w:t>
       <w:br/>
       <w:br/>
     </w:r>

--- a/klagomål/A 49019-2024 FSC-klagomål.docx
+++ b/klagomål/A 49019-2024 FSC-klagomål.docx
@@ -927,7 +927,7 @@
     <w:r>
       <w:tab/>
       <w:tab/>
-      <w:t>2025-04-13</w:t>
+      <w:t>2025-04-14</w:t>
       <w:br/>
       <w:br/>
     </w:r>

--- a/klagomål/A 49019-2024 FSC-klagomål.docx
+++ b/klagomål/A 49019-2024 FSC-klagomål.docx
@@ -927,7 +927,7 @@
     <w:r>
       <w:tab/>
       <w:tab/>
-      <w:t>2025-04-14</w:t>
+      <w:t>2025-04-15</w:t>
       <w:br/>
       <w:br/>
     </w:r>

--- a/klagomål/A 49019-2024 FSC-klagomål.docx
+++ b/klagomål/A 49019-2024 FSC-klagomål.docx
@@ -927,7 +927,7 @@
     <w:r>
       <w:tab/>
       <w:tab/>
-      <w:t>2025-04-15</w:t>
+      <w:t>2025-04-16</w:t>
       <w:br/>
       <w:br/>
     </w:r>

--- a/klagomål/A 49019-2024 FSC-klagomål.docx
+++ b/klagomål/A 49019-2024 FSC-klagomål.docx
@@ -927,7 +927,7 @@
     <w:r>
       <w:tab/>
       <w:tab/>
-      <w:t>2025-04-16</w:t>
+      <w:t>2025-04-17</w:t>
       <w:br/>
       <w:br/>
     </w:r>

--- a/klagomål/A 49019-2024 FSC-klagomål.docx
+++ b/klagomål/A 49019-2024 FSC-klagomål.docx
@@ -927,7 +927,7 @@
     <w:r>
       <w:tab/>
       <w:tab/>
-      <w:t>2025-04-17</w:t>
+      <w:t>2025-04-18</w:t>
       <w:br/>
       <w:br/>
     </w:r>

--- a/klagomål/A 49019-2024 FSC-klagomål.docx
+++ b/klagomål/A 49019-2024 FSC-klagomål.docx
@@ -927,7 +927,7 @@
     <w:r>
       <w:tab/>
       <w:tab/>
-      <w:t>2025-04-18</w:t>
+      <w:t>2025-04-19</w:t>
       <w:br/>
       <w:br/>
     </w:r>

--- a/klagomål/A 49019-2024 FSC-klagomål.docx
+++ b/klagomål/A 49019-2024 FSC-klagomål.docx
@@ -949,7 +949,7 @@
     <w:r>
       <w:tab/>
       <w:tab/>
-      <w:t>2025-05-03</w:t>
+      <w:t>2025-05-04</w:t>
       <w:br/>
       <w:br/>
     </w:r>

--- a/klagomål/A 49019-2024 FSC-klagomål.docx
+++ b/klagomål/A 49019-2024 FSC-klagomål.docx
@@ -949,7 +949,7 @@
     <w:r>
       <w:tab/>
       <w:tab/>
-      <w:t>2025-05-04</w:t>
+      <w:t>2025-05-06</w:t>
       <w:br/>
       <w:br/>
     </w:r>

--- a/klagomål/A 49019-2024 FSC-klagomål.docx
+++ b/klagomål/A 49019-2024 FSC-klagomål.docx
@@ -949,7 +949,7 @@
     <w:r>
       <w:tab/>
       <w:tab/>
-      <w:t>2025-05-06</w:t>
+      <w:t>2025-05-07</w:t>
       <w:br/>
       <w:br/>
     </w:r>

--- a/klagomål/A 49019-2024 FSC-klagomål.docx
+++ b/klagomål/A 49019-2024 FSC-klagomål.docx
@@ -949,7 +949,7 @@
     <w:r>
       <w:tab/>
       <w:tab/>
-      <w:t>2025-05-07</w:t>
+      <w:t>2025-05-08</w:t>
       <w:br/>
       <w:br/>
     </w:r>

--- a/klagomål/A 49019-2024 FSC-klagomål.docx
+++ b/klagomål/A 49019-2024 FSC-klagomål.docx
@@ -949,7 +949,7 @@
     <w:r>
       <w:tab/>
       <w:tab/>
-      <w:t>2025-05-08</w:t>
+      <w:t>2025-05-09</w:t>
       <w:br/>
       <w:br/>
     </w:r>

--- a/klagomål/A 49019-2024 FSC-klagomål.docx
+++ b/klagomål/A 49019-2024 FSC-klagomål.docx
@@ -949,7 +949,7 @@
     <w:r>
       <w:tab/>
       <w:tab/>
-      <w:t>2025-05-09</w:t>
+      <w:t>2025-05-10</w:t>
       <w:br/>
       <w:br/>
     </w:r>

--- a/klagomål/A 49019-2024 FSC-klagomål.docx
+++ b/klagomål/A 49019-2024 FSC-klagomål.docx
@@ -949,7 +949,7 @@
     <w:r>
       <w:tab/>
       <w:tab/>
-      <w:t>2025-05-10</w:t>
+      <w:t>2025-05-11</w:t>
       <w:br/>
       <w:br/>
     </w:r>

--- a/klagomål/A 49019-2024 FSC-klagomål.docx
+++ b/klagomål/A 49019-2024 FSC-klagomål.docx
@@ -949,7 +949,7 @@
     <w:r>
       <w:tab/>
       <w:tab/>
-      <w:t>2025-05-11</w:t>
+      <w:t>2025-05-12</w:t>
       <w:br/>
       <w:br/>
     </w:r>

--- a/klagomål/A 49019-2024 FSC-klagomål.docx
+++ b/klagomål/A 49019-2024 FSC-klagomål.docx
@@ -949,7 +949,7 @@
     <w:r>
       <w:tab/>
       <w:tab/>
-      <w:t>2025-05-12</w:t>
+      <w:t>2025-05-13</w:t>
       <w:br/>
       <w:br/>
     </w:r>

--- a/klagomål/A 49019-2024 FSC-klagomål.docx
+++ b/klagomål/A 49019-2024 FSC-klagomål.docx
@@ -949,7 +949,7 @@
     <w:r>
       <w:tab/>
       <w:tab/>
-      <w:t>2025-05-13</w:t>
+      <w:t>2025-05-14</w:t>
       <w:br/>
       <w:br/>
     </w:r>

--- a/klagomål/A 49019-2024 FSC-klagomål.docx
+++ b/klagomål/A 49019-2024 FSC-klagomål.docx
@@ -949,7 +949,7 @@
     <w:r>
       <w:tab/>
       <w:tab/>
-      <w:t>2025-05-14</w:t>
+      <w:t>2025-05-15</w:t>
       <w:br/>
       <w:br/>
     </w:r>

--- a/klagomål/A 49019-2024 FSC-klagomål.docx
+++ b/klagomål/A 49019-2024 FSC-klagomål.docx
@@ -949,7 +949,7 @@
     <w:r>
       <w:tab/>
       <w:tab/>
-      <w:t>2025-05-15</w:t>
+      <w:t>2025-05-16</w:t>
       <w:br/>
       <w:br/>
     </w:r>

--- a/klagomål/A 49019-2024 FSC-klagomål.docx
+++ b/klagomål/A 49019-2024 FSC-klagomål.docx
@@ -949,7 +949,7 @@
     <w:r>
       <w:tab/>
       <w:tab/>
-      <w:t>2025-05-16</w:t>
+      <w:t>2025-05-17</w:t>
       <w:br/>
       <w:br/>
     </w:r>

--- a/klagomål/A 49019-2024 FSC-klagomål.docx
+++ b/klagomål/A 49019-2024 FSC-klagomål.docx
@@ -949,7 +949,7 @@
     <w:r>
       <w:tab/>
       <w:tab/>
-      <w:t>2025-05-17</w:t>
+      <w:t>2025-05-18</w:t>
       <w:br/>
       <w:br/>
     </w:r>

--- a/klagomål/A 49019-2024 FSC-klagomål.docx
+++ b/klagomål/A 49019-2024 FSC-klagomål.docx
@@ -949,7 +949,7 @@
     <w:r>
       <w:tab/>
       <w:tab/>
-      <w:t>2025-05-18</w:t>
+      <w:t>2025-05-19</w:t>
       <w:br/>
       <w:br/>
     </w:r>

--- a/klagomål/A 49019-2024 FSC-klagomål.docx
+++ b/klagomål/A 49019-2024 FSC-klagomål.docx
@@ -949,7 +949,7 @@
     <w:r>
       <w:tab/>
       <w:tab/>
-      <w:t>2025-05-19</w:t>
+      <w:t>2025-05-20</w:t>
       <w:br/>
       <w:br/>
     </w:r>

--- a/klagomål/A 49019-2024 FSC-klagomål.docx
+++ b/klagomål/A 49019-2024 FSC-klagomål.docx
@@ -949,7 +949,7 @@
     <w:r>
       <w:tab/>
       <w:tab/>
-      <w:t>2025-05-20</w:t>
+      <w:t>2025-05-21</w:t>
       <w:br/>
       <w:br/>
     </w:r>

--- a/klagomål/A 49019-2024 FSC-klagomål.docx
+++ b/klagomål/A 49019-2024 FSC-klagomål.docx
@@ -949,7 +949,7 @@
     <w:r>
       <w:tab/>
       <w:tab/>
-      <w:t>2025-05-21</w:t>
+      <w:t>2025-05-22</w:t>
       <w:br/>
       <w:br/>
     </w:r>

--- a/klagomål/A 49019-2024 FSC-klagomål.docx
+++ b/klagomål/A 49019-2024 FSC-klagomål.docx
@@ -949,7 +949,7 @@
     <w:r>
       <w:tab/>
       <w:tab/>
-      <w:t>2025-05-22</w:t>
+      <w:t>2025-05-23</w:t>
       <w:br/>
       <w:br/>
     </w:r>

--- a/klagomål/A 49019-2024 FSC-klagomål.docx
+++ b/klagomål/A 49019-2024 FSC-klagomål.docx
@@ -949,7 +949,7 @@
     <w:r>
       <w:tab/>
       <w:tab/>
-      <w:t>2025-05-23</w:t>
+      <w:t>2025-05-24</w:t>
       <w:br/>
       <w:br/>
     </w:r>

--- a/klagomål/A 49019-2024 FSC-klagomål.docx
+++ b/klagomål/A 49019-2024 FSC-klagomål.docx
@@ -949,7 +949,7 @@
     <w:r>
       <w:tab/>
       <w:tab/>
-      <w:t>2025-05-24</w:t>
+      <w:t>2025-05-25</w:t>
       <w:br/>
       <w:br/>
     </w:r>

--- a/klagomål/A 49019-2024 FSC-klagomål.docx
+++ b/klagomål/A 49019-2024 FSC-klagomål.docx
@@ -949,7 +949,7 @@
     <w:r>
       <w:tab/>
       <w:tab/>
-      <w:t>2025-05-25</w:t>
+      <w:t>2025-05-26</w:t>
       <w:br/>
       <w:br/>
     </w:r>

--- a/klagomål/A 49019-2024 FSC-klagomål.docx
+++ b/klagomål/A 49019-2024 FSC-klagomål.docx
@@ -949,7 +949,7 @@
     <w:r>
       <w:tab/>
       <w:tab/>
-      <w:t>2025-05-26</w:t>
+      <w:t>2025-05-27</w:t>
       <w:br/>
       <w:br/>
     </w:r>

--- a/klagomål/A 49019-2024 FSC-klagomål.docx
+++ b/klagomål/A 49019-2024 FSC-klagomål.docx
@@ -949,7 +949,7 @@
     <w:r>
       <w:tab/>
       <w:tab/>
-      <w:t>2025-05-27</w:t>
+      <w:t>2025-05-30</w:t>
       <w:br/>
       <w:br/>
     </w:r>

--- a/klagomål/A 49019-2024 FSC-klagomål.docx
+++ b/klagomål/A 49019-2024 FSC-klagomål.docx
@@ -949,7 +949,7 @@
     <w:r>
       <w:tab/>
       <w:tab/>
-      <w:t>2025-05-30</w:t>
+      <w:t>2025-06-01</w:t>
       <w:br/>
       <w:br/>
     </w:r>

--- a/klagomål/A 49019-2024 FSC-klagomål.docx
+++ b/klagomål/A 49019-2024 FSC-klagomål.docx
@@ -949,7 +949,7 @@
     <w:r>
       <w:tab/>
       <w:tab/>
-      <w:t>2025-06-01</w:t>
+      <w:t>2025-06-02</w:t>
       <w:br/>
       <w:br/>
     </w:r>

--- a/klagomål/A 49019-2024 FSC-klagomål.docx
+++ b/klagomål/A 49019-2024 FSC-klagomål.docx
@@ -949,7 +949,7 @@
     <w:r>
       <w:tab/>
       <w:tab/>
-      <w:t>2025-06-02</w:t>
+      <w:t>2025-06-03</w:t>
       <w:br/>
       <w:br/>
     </w:r>

--- a/klagomål/A 49019-2024 FSC-klagomål.docx
+++ b/klagomål/A 49019-2024 FSC-klagomål.docx
@@ -949,7 +949,7 @@
     <w:r>
       <w:tab/>
       <w:tab/>
-      <w:t>2025-06-03</w:t>
+      <w:t>2025-06-04</w:t>
       <w:br/>
       <w:br/>
     </w:r>

--- a/klagomål/A 49019-2024 FSC-klagomål.docx
+++ b/klagomål/A 49019-2024 FSC-klagomål.docx
@@ -949,7 +949,7 @@
     <w:r>
       <w:tab/>
       <w:tab/>
-      <w:t>2025-06-04</w:t>
+      <w:t>2025-06-05</w:t>
       <w:br/>
       <w:br/>
     </w:r>

--- a/klagomål/A 49019-2024 FSC-klagomål.docx
+++ b/klagomål/A 49019-2024 FSC-klagomål.docx
@@ -949,7 +949,7 @@
     <w:r>
       <w:tab/>
       <w:tab/>
-      <w:t>2025-06-13</w:t>
+      <w:t>2025-06-15</w:t>
       <w:br/>
       <w:br/>
     </w:r>

--- a/klagomål/A 49019-2024 FSC-klagomål.docx
+++ b/klagomål/A 49019-2024 FSC-klagomål.docx
@@ -949,7 +949,7 @@
     <w:r>
       <w:tab/>
       <w:tab/>
-      <w:t>2025-06-15</w:t>
+      <w:t>2025-06-16</w:t>
       <w:br/>
       <w:br/>
     </w:r>

--- a/klagomål/A 49019-2024 FSC-klagomål.docx
+++ b/klagomål/A 49019-2024 FSC-klagomål.docx
@@ -949,7 +949,7 @@
     <w:r>
       <w:tab/>
       <w:tab/>
-      <w:t>2025-06-16</w:t>
+      <w:t>2025-06-17</w:t>
       <w:br/>
       <w:br/>
     </w:r>

--- a/klagomål/A 49019-2024 FSC-klagomål.docx
+++ b/klagomål/A 49019-2024 FSC-klagomål.docx
@@ -949,7 +949,7 @@
     <w:r>
       <w:tab/>
       <w:tab/>
-      <w:t>2025-06-17</w:t>
+      <w:t>2025-06-18</w:t>
       <w:br/>
       <w:br/>
     </w:r>

--- a/klagomål/A 49019-2024 FSC-klagomål.docx
+++ b/klagomål/A 49019-2024 FSC-klagomål.docx
@@ -949,7 +949,7 @@
     <w:r>
       <w:tab/>
       <w:tab/>
-      <w:t>2025-06-18</w:t>
+      <w:t>2025-06-19</w:t>
       <w:br/>
       <w:br/>
     </w:r>

--- a/klagomål/A 49019-2024 FSC-klagomål.docx
+++ b/klagomål/A 49019-2024 FSC-klagomål.docx
@@ -949,7 +949,7 @@
     <w:r>
       <w:tab/>
       <w:tab/>
-      <w:t>2025-06-19</w:t>
+      <w:t>2025-06-20</w:t>
       <w:br/>
       <w:br/>
     </w:r>

--- a/klagomål/A 49019-2024 FSC-klagomål.docx
+++ b/klagomål/A 49019-2024 FSC-klagomål.docx
@@ -949,7 +949,7 @@
     <w:r>
       <w:tab/>
       <w:tab/>
-      <w:t>2025-06-20</w:t>
+      <w:t>2025-06-21</w:t>
       <w:br/>
       <w:br/>
     </w:r>

--- a/klagomål/A 49019-2024 FSC-klagomål.docx
+++ b/klagomål/A 49019-2024 FSC-klagomål.docx
@@ -949,7 +949,7 @@
     <w:r>
       <w:tab/>
       <w:tab/>
-      <w:t>2025-06-21</w:t>
+      <w:t>2025-06-22</w:t>
       <w:br/>
       <w:br/>
     </w:r>

--- a/klagomål/A 49019-2024 FSC-klagomål.docx
+++ b/klagomål/A 49019-2024 FSC-klagomål.docx
@@ -949,7 +949,7 @@
     <w:r>
       <w:tab/>
       <w:tab/>
-      <w:t>2025-06-22</w:t>
+      <w:t>2025-06-23</w:t>
       <w:br/>
       <w:br/>
     </w:r>

--- a/klagomål/A 49019-2024 FSC-klagomål.docx
+++ b/klagomål/A 49019-2024 FSC-klagomål.docx
@@ -949,7 +949,7 @@
     <w:r>
       <w:tab/>
       <w:tab/>
-      <w:t>2025-06-23</w:t>
+      <w:t>2025-06-24</w:t>
       <w:br/>
       <w:br/>
     </w:r>

--- a/klagomål/A 49019-2024 FSC-klagomål.docx
+++ b/klagomål/A 49019-2024 FSC-klagomål.docx
@@ -949,7 +949,7 @@
     <w:r>
       <w:tab/>
       <w:tab/>
-      <w:t>2025-06-24</w:t>
+      <w:t>2025-06-25</w:t>
       <w:br/>
       <w:br/>
     </w:r>

--- a/klagomål/A 49019-2024 FSC-klagomål.docx
+++ b/klagomål/A 49019-2024 FSC-klagomål.docx
@@ -949,7 +949,7 @@
     <w:r>
       <w:tab/>
       <w:tab/>
-      <w:t>2025-06-25</w:t>
+      <w:t>2025-06-26</w:t>
       <w:br/>
       <w:br/>
     </w:r>

--- a/klagomål/A 49019-2024 FSC-klagomål.docx
+++ b/klagomål/A 49019-2024 FSC-klagomål.docx
@@ -949,7 +949,7 @@
     <w:r>
       <w:tab/>
       <w:tab/>
-      <w:t>2025-06-26</w:t>
+      <w:t>2025-06-27</w:t>
       <w:br/>
       <w:br/>
     </w:r>

--- a/klagomål/A 49019-2024 FSC-klagomål.docx
+++ b/klagomål/A 49019-2024 FSC-klagomål.docx
@@ -949,7 +949,7 @@
     <w:r>
       <w:tab/>
       <w:tab/>
-      <w:t>2025-06-27</w:t>
+      <w:t>2025-06-28</w:t>
       <w:br/>
       <w:br/>
     </w:r>

--- a/klagomål/A 49019-2024 FSC-klagomål.docx
+++ b/klagomål/A 49019-2024 FSC-klagomål.docx
@@ -949,7 +949,7 @@
     <w:r>
       <w:tab/>
       <w:tab/>
-      <w:t>2025-06-28</w:t>
+      <w:t>2025-06-29</w:t>
       <w:br/>
       <w:br/>
     </w:r>

--- a/klagomål/A 49019-2024 FSC-klagomål.docx
+++ b/klagomål/A 49019-2024 FSC-klagomål.docx
@@ -949,7 +949,7 @@
     <w:r>
       <w:tab/>
       <w:tab/>
-      <w:t>2025-06-29</w:t>
+      <w:t>2025-06-30</w:t>
       <w:br/>
       <w:br/>
     </w:r>

--- a/klagomål/A 49019-2024 FSC-klagomål.docx
+++ b/klagomål/A 49019-2024 FSC-klagomål.docx
@@ -949,7 +949,7 @@
     <w:r>
       <w:tab/>
       <w:tab/>
-      <w:t>2025-06-30</w:t>
+      <w:t>2025-07-01</w:t>
       <w:br/>
       <w:br/>
     </w:r>

--- a/klagomål/A 49019-2024 FSC-klagomål.docx
+++ b/klagomål/A 49019-2024 FSC-klagomål.docx
@@ -949,7 +949,7 @@
     <w:r>
       <w:tab/>
       <w:tab/>
-      <w:t>2025-07-01</w:t>
+      <w:t>2025-07-02</w:t>
       <w:br/>
       <w:br/>
     </w:r>

--- a/klagomål/A 49019-2024 FSC-klagomål.docx
+++ b/klagomål/A 49019-2024 FSC-klagomål.docx
@@ -949,7 +949,7 @@
     <w:r>
       <w:tab/>
       <w:tab/>
-      <w:t>2025-07-02</w:t>
+      <w:t>2025-07-03</w:t>
       <w:br/>
       <w:br/>
     </w:r>

--- a/klagomål/A 49019-2024 FSC-klagomål.docx
+++ b/klagomål/A 49019-2024 FSC-klagomål.docx
@@ -949,7 +949,7 @@
     <w:r>
       <w:tab/>
       <w:tab/>
-      <w:t>2025-07-03</w:t>
+      <w:t>2025-07-04</w:t>
       <w:br/>
       <w:br/>
     </w:r>

--- a/klagomål/A 49019-2024 FSC-klagomål.docx
+++ b/klagomål/A 49019-2024 FSC-klagomål.docx
@@ -949,7 +949,7 @@
     <w:r>
       <w:tab/>
       <w:tab/>
-      <w:t>2025-07-04</w:t>
+      <w:t>2025-07-05</w:t>
       <w:br/>
       <w:br/>
     </w:r>

--- a/klagomål/A 49019-2024 FSC-klagomål.docx
+++ b/klagomål/A 49019-2024 FSC-klagomål.docx
@@ -949,7 +949,7 @@
     <w:r>
       <w:tab/>
       <w:tab/>
-      <w:t>2025-07-05</w:t>
+      <w:t>2025-07-06</w:t>
       <w:br/>
       <w:br/>
     </w:r>

--- a/klagomål/A 49019-2024 FSC-klagomål.docx
+++ b/klagomål/A 49019-2024 FSC-klagomål.docx
@@ -949,7 +949,7 @@
     <w:r>
       <w:tab/>
       <w:tab/>
-      <w:t>2025-07-06</w:t>
+      <w:t>2025-07-07</w:t>
       <w:br/>
       <w:br/>
     </w:r>

--- a/klagomål/A 49019-2024 FSC-klagomål.docx
+++ b/klagomål/A 49019-2024 FSC-klagomål.docx
@@ -949,7 +949,7 @@
     <w:r>
       <w:tab/>
       <w:tab/>
-      <w:t>2025-07-07</w:t>
+      <w:t>2025-07-08</w:t>
       <w:br/>
       <w:br/>
     </w:r>

--- a/klagomål/A 49019-2024 FSC-klagomål.docx
+++ b/klagomål/A 49019-2024 FSC-klagomål.docx
@@ -949,7 +949,7 @@
     <w:r>
       <w:tab/>
       <w:tab/>
-      <w:t>2025-07-08</w:t>
+      <w:t>2025-07-09</w:t>
       <w:br/>
       <w:br/>
     </w:r>

--- a/klagomål/A 49019-2024 FSC-klagomål.docx
+++ b/klagomål/A 49019-2024 FSC-klagomål.docx
@@ -949,7 +949,7 @@
     <w:r>
       <w:tab/>
       <w:tab/>
-      <w:t>2025-07-09</w:t>
+      <w:t>2025-07-11</w:t>
       <w:br/>
       <w:br/>
     </w:r>

--- a/klagomål/A 49019-2024 FSC-klagomål.docx
+++ b/klagomål/A 49019-2024 FSC-klagomål.docx
@@ -949,7 +949,7 @@
     <w:r>
       <w:tab/>
       <w:tab/>
-      <w:t>2025-07-11</w:t>
+      <w:t>2025-07-12</w:t>
       <w:br/>
       <w:br/>
     </w:r>

--- a/klagomål/A 49019-2024 FSC-klagomål.docx
+++ b/klagomål/A 49019-2024 FSC-klagomål.docx
@@ -949,7 +949,7 @@
     <w:r>
       <w:tab/>
       <w:tab/>
-      <w:t>2025-07-12</w:t>
+      <w:t>2025-07-13</w:t>
       <w:br/>
       <w:br/>
     </w:r>

--- a/klagomål/A 49019-2024 FSC-klagomål.docx
+++ b/klagomål/A 49019-2024 FSC-klagomål.docx
@@ -949,7 +949,7 @@
     <w:r>
       <w:tab/>
       <w:tab/>
-      <w:t>2025-07-13</w:t>
+      <w:t>2025-07-14</w:t>
       <w:br/>
       <w:br/>
     </w:r>

--- a/klagomål/A 49019-2024 FSC-klagomål.docx
+++ b/klagomål/A 49019-2024 FSC-klagomål.docx
@@ -987,7 +987,7 @@
     <w:r>
       <w:tab/>
       <w:tab/>
-      <w:t>2025-08-06</w:t>
+      <w:t>2025-08-09</w:t>
       <w:br/>
       <w:br/>
     </w:r>
